--- a/HR Documents/templates/Interview Assessment Form - INJAAZ (before header).docx
+++ b/HR Documents/templates/Interview Assessment Form - INJAAZ (before header).docx
@@ -66,7 +66,7 @@
                     <a:graphicData uri="http://schemas.openxmlformats.org/drawingml/2006/picture">
                       <pic:pic>
                         <pic:nvPicPr>
-                          <pic:cNvPr id="0" name="logo.png"/>
+                          <pic:cNvPr id="0" name="image.png"/>
                           <pic:cNvPicPr/>
                         </pic:nvPicPr>
                         <pic:blipFill>
@@ -2332,114 +2332,9 @@
             <w:shd w:val="clear" w:color="auto" w:fill="FFFFFF"/>
           </w:tcPr>
           <w:p>
-            <w:pPr>
-              <w:rPr>
-                <w:rFonts w:ascii="Arial" w:hAnsi="Arial" w:cs="Arial"/>
-                <w:i/>
-                <w:iCs/>
-                <w:sz w:val="18"/>
-                <w:szCs w:val="18"/>
-              </w:rPr>
-            </w:pPr>
             <w:r>
-              <w:rPr>
-                <w:rFonts w:ascii="Arial" w:hAnsi="Arial" w:cs="Arial"/>
-                <w:b/>
-                <w:bCs/>
-              </w:rPr>
-              <w:t xml:space="preserve">Professional </w:t>
+              <w:t>{{ academic_qualification }}</w:t>
             </w:r>
-            <w:r>
-              <w:rPr>
-                <w:rFonts w:ascii="Arial" w:hAnsi="Arial" w:cs="Arial"/>
-                <w:i/>
-                <w:iCs/>
-                <w:sz w:val="18"/>
-                <w:szCs w:val="18"/>
-              </w:rPr>
-              <w:t>(e.g. academic qualification, technical training and experience):</w:t>
-            </w:r>
-          </w:p>
-          <w:p>
-            <w:pPr>
-              <w:rPr>
-                <w:rFonts w:ascii="Arial" w:hAnsi="Arial" w:cs="Arial"/>
-                <w:i/>
-                <w:iCs/>
-                <w:sz w:val="18"/>
-                <w:szCs w:val="18"/>
-              </w:rPr>
-            </w:pPr>
-          </w:p>
-          <w:p>
-            <w:pPr>
-              <w:rPr>
-                <w:rFonts w:ascii="Arial" w:hAnsi="Arial" w:cs="Arial"/>
-                <w:i/>
-                <w:iCs/>
-                <w:sz w:val="18"/>
-                <w:szCs w:val="18"/>
-              </w:rPr>
-            </w:pPr>
-          </w:p>
-          <w:p>
-            <w:pPr>
-              <w:rPr>
-                <w:rFonts w:ascii="Arial" w:hAnsi="Arial" w:cs="Arial"/>
-                <w:i/>
-                <w:iCs/>
-                <w:sz w:val="18"/>
-                <w:szCs w:val="18"/>
-              </w:rPr>
-            </w:pPr>
-            <w:r>
-              <w:rPr>
-                <w:rFonts w:ascii="Arial" w:hAnsi="Arial" w:cs="Arial"/>
-                <w:b/>
-                <w:bCs/>
-              </w:rPr>
-              <w:t xml:space="preserve">Personality :  </w:t>
-            </w:r>
-            <w:r>
-              <w:rPr>
-                <w:rFonts w:ascii="Arial" w:hAnsi="Arial" w:cs="Arial"/>
-                <w:i/>
-                <w:iCs/>
-                <w:sz w:val="18"/>
-                <w:szCs w:val="18"/>
-              </w:rPr>
-              <w:t>(e.g. behaviour, attitude and presentation):</w:t>
-            </w:r>
-          </w:p>
-          <w:p>
-            <w:pPr>
-              <w:rPr>
-                <w:rFonts w:ascii="Arial" w:hAnsi="Arial" w:cs="Arial"/>
-                <w:i/>
-                <w:iCs/>
-                <w:sz w:val="18"/>
-                <w:szCs w:val="18"/>
-              </w:rPr>
-            </w:pPr>
-          </w:p>
-          <w:p>
-            <w:pPr>
-              <w:rPr>
-                <w:rFonts w:ascii="Arial" w:hAnsi="Arial" w:cs="Arial"/>
-                <w:i/>
-                <w:iCs/>
-                <w:sz w:val="18"/>
-                <w:szCs w:val="18"/>
-              </w:rPr>
-            </w:pPr>
-          </w:p>
-          <w:p>
-            <w:pPr>
-              <w:rPr>
-                <w:b/>
-                <w:bCs/>
-              </w:rPr>
-            </w:pPr>
           </w:p>
         </w:tc>
       </w:tr>
@@ -2460,358 +2355,9 @@
             <w:shd w:val="clear" w:color="auto" w:fill="FFFFFF"/>
           </w:tcPr>
           <w:p>
-            <w:pPr>
-              <w:rPr>
-                <w:rFonts w:ascii="Arial" w:hAnsi="Arial" w:cs="Arial"/>
-              </w:rPr>
-            </w:pPr>
             <w:r>
-              <w:rPr>
-                <w:rFonts w:ascii="Arial" w:hAnsi="Arial" w:cs="Arial"/>
-                <w:noProof/>
-                <w:lang w:val="en-US"/>
-              </w:rPr>
-              <mc:AlternateContent>
-                <mc:Choice Requires="wps">
-                  <w:drawing>
-                    <wp:anchor distT="0" distB="0" distL="114300" distR="114300" simplePos="0" relativeHeight="251659264" behindDoc="0" locked="0" layoutInCell="1" allowOverlap="1">
-                      <wp:simplePos x="0" y="0"/>
-                      <wp:positionH relativeFrom="column">
-                        <wp:posOffset>2194560</wp:posOffset>
-                      </wp:positionH>
-                      <wp:positionV relativeFrom="paragraph">
-                        <wp:posOffset>84455</wp:posOffset>
-                      </wp:positionV>
-                      <wp:extent cx="228600" cy="225425"/>
-                      <wp:effectExtent l="13335" t="8255" r="5715" b="13970"/>
-                      <wp:wrapNone/>
-                      <wp:docPr id="3" name="Text Box 19"/>
-                      <wp:cNvGraphicFramePr>
-                        <a:graphicFrameLocks xmlns:a="http://schemas.openxmlformats.org/drawingml/2006/main"/>
-                      </wp:cNvGraphicFramePr>
-                      <a:graphic xmlns:a="http://schemas.openxmlformats.org/drawingml/2006/main">
-                        <a:graphicData uri="http://schemas.microsoft.com/office/word/2010/wordprocessingShape">
-                          <wps:wsp>
-                            <wps:cNvSpPr txBox="1">
-                              <a:spLocks noChangeArrowheads="1"/>
-                            </wps:cNvSpPr>
-                            <wps:spPr bwMode="auto">
-                              <a:xfrm>
-                                <a:off x="0" y="0"/>
-                                <a:ext cx="228600" cy="225425"/>
-                              </a:xfrm>
-                              <a:prstGeom prst="rect">
-                                <a:avLst/>
-                              </a:prstGeom>
-                              <a:solidFill>
-                                <a:srgbClr val="FFFFFF"/>
-                              </a:solidFill>
-                              <a:ln w="9525">
-                                <a:solidFill>
-                                  <a:srgbClr val="FF6600"/>
-                                </a:solidFill>
-                                <a:miter lim="800000"/>
-                                <a:headEnd/>
-                                <a:tailEnd/>
-                              </a:ln>
-                            </wps:spPr>
-                            <wps:txbx>
-                              <w:txbxContent>
-                                <w:p>
-                                  <w:pPr>
-                                    <w:rPr>
-                                      <w:color w:val="FF0000"/>
-                                    </w:rPr>
-                                  </w:pPr>
-                                </w:p>
-                              </w:txbxContent>
-                            </wps:txbx>
-                            <wps:bodyPr rot="0" vert="horz" wrap="square" lIns="91440" tIns="45720" rIns="91440" bIns="45720" anchor="t" anchorCtr="0" upright="1">
-                              <a:noAutofit/>
-                            </wps:bodyPr>
-                          </wps:wsp>
-                        </a:graphicData>
-                      </a:graphic>
-                      <wp14:sizeRelH relativeFrom="page">
-                        <wp14:pctWidth>0</wp14:pctWidth>
-                      </wp14:sizeRelH>
-                      <wp14:sizeRelV relativeFrom="page">
-                        <wp14:pctHeight>0</wp14:pctHeight>
-                      </wp14:sizeRelV>
-                    </wp:anchor>
-                  </w:drawing>
-                </mc:Choice>
-                <mc:Fallback>
-                  <w:pict>
-                    <v:shapetype id="_x0000_t202" coordsize="21600,21600" o:spt="202" path="m,l,21600r21600,l21600,xe">
-                      <v:stroke joinstyle="miter"/>
-                      <v:path gradientshapeok="t" o:connecttype="rect"/>
-                    </v:shapetype>
-                    <v:shape id="Text Box 19" o:spid="_x0000_s1026" type="#_x0000_t202" style="position:absolute;margin-left:172.8pt;margin-top:6.65pt;width:18pt;height:17.75pt;z-index:251659264;visibility:visible;mso-wrap-style:square;mso-width-percent:0;mso-height-percent:0;mso-wrap-distance-left:9pt;mso-wrap-distance-top:0;mso-wrap-distance-right:9pt;mso-wrap-distance-bottom:0;mso-position-horizontal:absolute;mso-position-horizontal-relative:text;mso-position-vertical:absolute;mso-position-vertical-relative:text;mso-width-percent:0;mso-height-percent:0;mso-width-relative:page;mso-height-relative:page;v-text-anchor:top" o:gfxdata="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" strokecolor="#f60">
-                      <v:textbox>
-                        <w:txbxContent>
-                          <w:p>
-                            <w:pPr>
-                              <w:rPr>
-                                <w:color w:val="FF0000"/>
-                              </w:rPr>
-                            </w:pPr>
-                          </w:p>
-                        </w:txbxContent>
-                      </v:textbox>
-                    </v:shape>
-                  </w:pict>
-                </mc:Fallback>
-              </mc:AlternateContent>
+              <w:t>{{ eligibility }}</w:t>
             </w:r>
-            <w:r>
-              <w:rPr>
-                <w:rFonts w:ascii="Arial" w:hAnsi="Arial" w:cs="Arial"/>
-                <w:noProof/>
-                <w:lang w:val="en-US"/>
-              </w:rPr>
-              <mc:AlternateContent>
-                <mc:Choice Requires="wps">
-                  <w:drawing>
-                    <wp:anchor distT="0" distB="0" distL="114300" distR="114300" simplePos="0" relativeHeight="251658240" behindDoc="0" locked="0" layoutInCell="1" allowOverlap="1">
-                      <wp:simplePos x="0" y="0"/>
-                      <wp:positionH relativeFrom="column">
-                        <wp:posOffset>1531620</wp:posOffset>
-                      </wp:positionH>
-                      <wp:positionV relativeFrom="paragraph">
-                        <wp:posOffset>84455</wp:posOffset>
-                      </wp:positionV>
-                      <wp:extent cx="228600" cy="225425"/>
-                      <wp:effectExtent l="7620" t="8255" r="11430" b="13970"/>
-                      <wp:wrapNone/>
-                      <wp:docPr id="2" name="Text Box 18"/>
-                      <wp:cNvGraphicFramePr>
-                        <a:graphicFrameLocks xmlns:a="http://schemas.openxmlformats.org/drawingml/2006/main"/>
-                      </wp:cNvGraphicFramePr>
-                      <a:graphic xmlns:a="http://schemas.openxmlformats.org/drawingml/2006/main">
-                        <a:graphicData uri="http://schemas.microsoft.com/office/word/2010/wordprocessingShape">
-                          <wps:wsp>
-                            <wps:cNvSpPr txBox="1">
-                              <a:spLocks noChangeArrowheads="1"/>
-                            </wps:cNvSpPr>
-                            <wps:spPr bwMode="auto">
-                              <a:xfrm>
-                                <a:off x="0" y="0"/>
-                                <a:ext cx="228600" cy="225425"/>
-                              </a:xfrm>
-                              <a:prstGeom prst="rect">
-                                <a:avLst/>
-                              </a:prstGeom>
-                              <a:solidFill>
-                                <a:srgbClr val="FFFFFF"/>
-                              </a:solidFill>
-                              <a:ln w="9525">
-                                <a:solidFill>
-                                  <a:srgbClr val="FF0000"/>
-                                </a:solidFill>
-                                <a:miter lim="800000"/>
-                                <a:headEnd/>
-                                <a:tailEnd/>
-                              </a:ln>
-                            </wps:spPr>
-                            <wps:txbx>
-                              <w:txbxContent>
-                                <w:p>
-                                  <w:pPr>
-                                    <w:rPr>
-                                      <w:color w:val="FF0000"/>
-                                    </w:rPr>
-                                  </w:pPr>
-                                </w:p>
-                              </w:txbxContent>
-                            </wps:txbx>
-                            <wps:bodyPr rot="0" vert="horz" wrap="square" lIns="91440" tIns="45720" rIns="91440" bIns="45720" anchor="t" anchorCtr="0" upright="1">
-                              <a:noAutofit/>
-                            </wps:bodyPr>
-                          </wps:wsp>
-                        </a:graphicData>
-                      </a:graphic>
-                      <wp14:sizeRelH relativeFrom="page">
-                        <wp14:pctWidth>0</wp14:pctWidth>
-                      </wp14:sizeRelH>
-                      <wp14:sizeRelV relativeFrom="page">
-                        <wp14:pctHeight>0</wp14:pctHeight>
-                      </wp14:sizeRelV>
-                    </wp:anchor>
-                  </w:drawing>
-                </mc:Choice>
-                <mc:Fallback>
-                  <w:pict>
-                    <v:shape id="Text Box 18" o:spid="_x0000_s1027" type="#_x0000_t202" style="position:absolute;margin-left:120.6pt;margin-top:6.65pt;width:18pt;height:17.75pt;z-index:251658240;visibility:visible;mso-wrap-style:square;mso-width-percent:0;mso-height-percent:0;mso-wrap-distance-left:9pt;mso-wrap-distance-top:0;mso-wrap-distance-right:9pt;mso-wrap-distance-bottom:0;mso-position-horizontal:absolute;mso-position-horizontal-relative:text;mso-position-vertical:absolute;mso-position-vertical-relative:text;mso-width-percent:0;mso-height-percent:0;mso-width-relative:page;mso-height-relative:page;v-text-anchor:top" o:gfxdata="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" strokecolor="red">
-                      <v:textbox>
-                        <w:txbxContent>
-                          <w:p>
-                            <w:pPr>
-                              <w:rPr>
-                                <w:color w:val="FF0000"/>
-                              </w:rPr>
-                            </w:pPr>
-                          </w:p>
-                        </w:txbxContent>
-                      </v:textbox>
-                    </v:shape>
-                  </w:pict>
-                </mc:Fallback>
-              </mc:AlternateContent>
-            </w:r>
-            <w:r>
-              <w:rPr>
-                <w:rFonts w:ascii="Arial" w:hAnsi="Arial" w:cs="Arial"/>
-              </w:rPr>
-              <w:br/>
-            </w:r>
-            <w:r>
-              <w:rPr>
-                <w:rFonts w:ascii="Arial" w:hAnsi="Arial" w:cs="Arial"/>
-              </w:rPr>
-              <w:t xml:space="preserve">Eligibility for Employment </w:t>
-            </w:r>
-            <w:r>
-              <w:rPr>
-                <w:rFonts w:ascii="Arial" w:hAnsi="Arial" w:cs="Arial"/>
-                <w:color w:val="FF0000"/>
-              </w:rPr>
-              <w:t xml:space="preserve">:         </w:t>
-            </w:r>
-            <w:r>
-              <w:rPr>
-                <w:rFonts w:ascii="Arial" w:hAnsi="Arial" w:cs="Arial"/>
-                <w:b/>
-                <w:bCs/>
-                <w:color w:val="FF0000"/>
-              </w:rPr>
-              <w:t xml:space="preserve">YES  </w:t>
-            </w:r>
-            <w:r>
-              <w:rPr>
-                <w:rFonts w:ascii="Arial" w:hAnsi="Arial" w:cs="Arial"/>
-                <w:color w:val="FF0000"/>
-              </w:rPr>
-              <w:t xml:space="preserve">        </w:t>
-            </w:r>
-            <w:r>
-              <w:rPr>
-                <w:rFonts w:ascii="Arial" w:hAnsi="Arial" w:cs="Arial"/>
-                <w:color w:val="FF0000"/>
-              </w:rPr>
-              <w:t xml:space="preserve"> </w:t>
-            </w:r>
-            <w:r>
-              <w:rPr>
-                <w:rFonts w:ascii="Arial" w:hAnsi="Arial" w:cs="Arial"/>
-                <w:color w:val="FF0000"/>
-              </w:rPr>
-              <w:t xml:space="preserve"> </w:t>
-            </w:r>
-            <w:r>
-              <w:rPr>
-                <w:rFonts w:ascii="Arial" w:hAnsi="Arial" w:cs="Arial"/>
-                <w:b/>
-                <w:bCs/>
-                <w:color w:val="FF0000"/>
-              </w:rPr>
-              <w:t>NO</w:t>
-            </w:r>
-            <w:r>
-              <w:rPr>
-                <w:rFonts w:ascii="Arial" w:hAnsi="Arial" w:cs="Arial"/>
-                <w:b/>
-                <w:bCs/>
-                <w:color w:val="FF0000"/>
-              </w:rPr>
-              <w:t xml:space="preserve">  </w:t>
-            </w:r>
-            <w:r>
-              <w:rPr>
-                <w:rFonts w:ascii="Arial" w:hAnsi="Arial" w:cs="Arial"/>
-              </w:rPr>
-              <w:t>Job Recommended for :</w:t>
-            </w:r>
-            <w:r>
-              <w:rPr>
-                <w:rFonts w:ascii="Arial" w:hAnsi="Arial" w:cs="Arial"/>
-              </w:rPr>
-              <w:t>________________</w:t>
-            </w:r>
-            <w:r>
-              <w:rPr>
-                <w:rFonts w:ascii="Arial" w:hAnsi="Arial" w:cs="Arial"/>
-              </w:rPr>
-              <w:t>__</w:t>
-            </w:r>
-            <w:r>
-              <w:rPr>
-                <w:rFonts w:ascii="Arial" w:hAnsi="Arial" w:cs="Arial"/>
-              </w:rPr>
-              <w:t>__________</w:t>
-            </w:r>
-          </w:p>
-          <w:p>
-            <w:pPr>
-              <w:rPr>
-                <w:rFonts w:ascii="Arial" w:hAnsi="Arial" w:cs="Arial"/>
-                <w:b/>
-                <w:bCs/>
-                <w:sz w:val="10"/>
-                <w:szCs w:val="10"/>
-              </w:rPr>
-            </w:pPr>
-          </w:p>
-          <w:p>
-            <w:pPr>
-              <w:rPr>
-                <w:rFonts w:ascii="Arial" w:hAnsi="Arial" w:cs="Arial"/>
-                <w:b/>
-                <w:bCs/>
-              </w:rPr>
-            </w:pPr>
-          </w:p>
-          <w:p>
-            <w:pPr>
-              <w:rPr>
-                <w:rFonts w:ascii="Arial" w:hAnsi="Arial" w:cs="Arial"/>
-                <w:b/>
-                <w:bCs/>
-              </w:rPr>
-            </w:pPr>
-            <w:r>
-              <w:rPr>
-                <w:rFonts w:ascii="Arial" w:hAnsi="Arial" w:cs="Arial"/>
-                <w:b/>
-                <w:bCs/>
-              </w:rPr>
-              <w:t>Interviewer</w:t>
-            </w:r>
-            <w:r>
-              <w:rPr>
-                <w:rFonts w:ascii="Arial" w:hAnsi="Arial" w:cs="Arial"/>
-                <w:b/>
-                <w:bCs/>
-              </w:rPr>
-              <w:t>’</w:t>
-            </w:r>
-            <w:r>
-              <w:rPr>
-                <w:rFonts w:ascii="Arial" w:hAnsi="Arial" w:cs="Arial"/>
-                <w:b/>
-                <w:bCs/>
-              </w:rPr>
-              <w:t>s Name:                                          Title:                                               Signature:</w:t>
-            </w:r>
-          </w:p>
-          <w:p>
-            <w:pPr>
-              <w:rPr>
-                <w:rFonts w:ascii="Arial" w:hAnsi="Arial" w:cs="Arial"/>
-                <w:b/>
-                <w:bCs/>
-              </w:rPr>
-            </w:pPr>
           </w:p>
         </w:tc>
       </w:tr>

--- a/HR Documents/templates/Interview Assessment Form - INJAAZ (before header).docx
+++ b/HR Documents/templates/Interview Assessment Form - INJAAZ (before header).docx
@@ -58,7 +58,7 @@
               <w:drawing>
                 <wp:inline xmlns:a="http://schemas.openxmlformats.org/drawingml/2006/main" xmlns:pic="http://schemas.openxmlformats.org/drawingml/2006/picture">
                   <wp:extent cx="648000" cy="609405"/>
-                  <wp:docPr id="4" name="Picture 4"/>
+                  <wp:docPr id="1" name="Picture 1"/>
                   <wp:cNvGraphicFramePr>
                     <a:graphicFrameLocks noChangeAspect="1"/>
                   </wp:cNvGraphicFramePr>
